--- a/MANUEL_UTILISATEUR.docx
+++ b/MANUEL_UTILISATEUR.docx
@@ -643,6 +643,34 @@
           <w:i w:val="0"/>
         </w:rPr>
         <w:t>Saisissez le nom dans le champ en haut et cliquez sur « Ajouter » (ou touche Entrée). Le joueur est automatiquement placé à la table la moins remplie, sur le premier siège libre.</w:t>
+      </w:r>
+    </w:p>
+    <w:p>
+      <w:pPr>
+        <w:pStyle w:val="ListBullet"/>
+      </w:pPr>
+      <w:r>
+        <w:rPr>
+          <w:b/>
+        </w:rPr>
+        <w:t xml:space="preserve">Club — </w:t>
+      </w:r>
+      <w:r>
+        <w:t>menu déroulant à côté du nom, proposant les clubs déjà connus du répertoire (voir section 12) ; on peut aussi taper directement un club inédit. Il se pré-remplit automatiquement si le nom saisi correspond à un joueur déjà présent dans le répertoire.</w:t>
+      </w:r>
+    </w:p>
+    <w:p>
+      <w:pPr>
+        <w:pStyle w:val="ListBullet"/>
+      </w:pPr>
+      <w:r>
+        <w:rPr>
+          <w:b/>
+        </w:rPr>
+        <w:t xml:space="preserve">Temp (ne pas ajouter au répertoire) — </w:t>
+      </w:r>
+      <w:r>
+        <w:t>case à cocher avant l'ajout : le joueur est inscrit normalement au tournoi, mais ni son nom ni son club ne sont sauvegardés dans le répertoire de joueurs habituels — utile pour un invité ponctuel.</w:t>
       </w:r>
     </w:p>
     <w:p>
@@ -1665,6 +1693,14 @@
       </w:r>
     </w:p>
     <w:p>
+      <w:r>
+        <w:rPr>
+          <w:i w:val="0"/>
+        </w:rPr>
+        <w:t>Les joueurs sont affichés dans un tableau à deux colonnes, Nom et Club. Cliquer sur l'un ou l'autre en-tête trie la liste en conséquence ; cliquer une seconde fois inverse l'ordre (croissant/décroissant).</w:t>
+      </w:r>
+    </w:p>
+    <w:p>
       <w:pPr>
         <w:pStyle w:val="ListBullet"/>
       </w:pPr>
@@ -1676,6 +1712,20 @@
       </w:r>
       <w:r>
         <w:t>gestion de la liste elle-même.</w:t>
+      </w:r>
+    </w:p>
+    <w:p>
+      <w:pPr>
+        <w:pStyle w:val="ListBullet"/>
+      </w:pPr>
+      <w:r>
+        <w:rPr>
+          <w:b/>
+        </w:rPr>
+        <w:t xml:space="preserve">Modifier le club... — </w:t>
+      </w:r>
+      <w:r>
+        <w:t>renseigne ou corrige le club du joueur sélectionné, via la même liste déroulante (clubs déjà connus, ou saisie libre) que dans l'onglet Joueurs.</w:t>
       </w:r>
     </w:p>
     <w:p>

--- a/MANUEL_UTILISATEUR.docx
+++ b/MANUEL_UTILISATEUR.docx
@@ -643,6 +643,20 @@
           <w:i w:val="0"/>
         </w:rPr>
         <w:t>Saisissez le nom dans le champ en haut et cliquez sur « Ajouter » (ou touche Entrée). Le joueur est automatiquement placé à la table la moins remplie, sur le premier siège libre.</w:t>
+      </w:r>
+    </w:p>
+    <w:p>
+      <w:pPr>
+        <w:pStyle w:val="ListBullet"/>
+      </w:pPr>
+      <w:r>
+        <w:rPr>
+          <w:b/>
+        </w:rPr>
+        <w:t xml:space="preserve">Auto-complétion du nom — </w:t>
+      </w:r>
+      <w:r>
+        <w:t>dès la première lettre tapée, une liste déroulante propose les joueurs du répertoire dont le nom correspond (déjà inscrits au tournoi exclus) ; cliquer une suggestion inscrit le joueur immédiatement, sans passer par le bouton « Ajouter ».</w:t>
       </w:r>
     </w:p>
     <w:p>

--- a/MANUEL_UTILISATEUR.docx
+++ b/MANUEL_UTILISATEUR.docx
@@ -359,7 +359,7 @@
         <w:t xml:space="preserve">Nouveau tournoi — </w:t>
       </w:r>
       <w:r>
-        <w:t>crée un nouveau fichier .tournoi. Une liste de joueurs (issue du répertoire, voir section 12) permet de cocher d'emblée les participants présents ; on peut aussi en ajouter plus tard, ou démarrer sans personne.</w:t>
+        <w:t>crée un nouveau fichier .tournoi. Une liste de joueurs (issue du répertoire, voir section 12) permet de cocher d'emblée les participants présents ; le nom et le club de chaque joueur y sont affichés dans deux colonnes triables (cliquer un en-tête, re-cliquer pour inverser l'ordre) ; on peut aussi en ajouter plus tard, ou démarrer sans personne.</w:t>
       </w:r>
     </w:p>
     <w:p>

--- a/MANUEL_UTILISATEUR.docx
+++ b/MANUEL_UTILISATEUR.docx
@@ -359,7 +359,7 @@
         <w:t xml:space="preserve">Nouveau tournoi — </w:t>
       </w:r>
       <w:r>
-        <w:t>crée un nouveau fichier .tournoi. Une liste de joueurs (issue du répertoire, voir section 12) permet de cocher d'emblée les participants présents ; le nom et le club de chaque joueur y sont affichés dans deux colonnes triables (cliquer un en-tête, re-cliquer pour inverser l'ordre) ; on peut aussi en ajouter plus tard, ou démarrer sans personne.</w:t>
+        <w:t>crée un nouveau fichier .tournoi. Une liste de joueurs (issue du répertoire, voir section 12) permet de cocher d'emblée les participants présents ; le nom et le club de chaque joueur y sont affichés dans deux colonnes triables (cliquer un en-tête, re-cliquer pour inverser l'ordre), et un champ Club accompagne l'ajout d'un nouveau nom ; cliquer sur la cellule Club d'un joueur déjà listé permet de le définir ou le corriger directement ; on peut aussi ajouter des joueurs plus tard, ou démarrer sans personne.</w:t>
       </w:r>
     </w:p>
     <w:p>

--- a/MANUEL_UTILISATEUR.docx
+++ b/MANUEL_UTILISATEUR.docx
@@ -728,7 +728,7 @@
         <w:t xml:space="preserve">Tout cocher / Tout décocher — </w:t>
       </w:r>
       <w:r>
-        <w:t>pour agir en une fois sur tous les joueurs affichés.</w:t>
+        <w:t>pour agir en une fois sur tous les joueurs affichés. Juste à côté : « Éliminer » (voir plus bas) et « Exporter les joueurs (Excel/CSV)... » (voir « Exporter le tableau Joueurs » ci-dessous).</w:t>
       </w:r>
     </w:p>
     <w:p>
@@ -820,7 +820,7 @@
         <w:t xml:space="preserve">Éliminer — </w:t>
       </w:r>
       <w:r>
-        <w:t>retire le joueur de la partie ; sa place est calculée automatiquement (nombre de joueurs encore actifs au moment de l'élimination). Si une prime est en jeu sur ce joueur, une fenêtre demande qui l'a éliminé, pour créditer la prime au bon joueur (voir section 6).</w:t>
+        <w:t>(bouton rouge, à côté de « Tout décocher ») retire le joueur de la partie ; son rang est calculé automatiquement (voir « Colonne Rang » ci-dessous). Si une prime est en jeu sur ce joueur, une fenêtre demande qui l'a éliminé, pour créditer la prime au bon joueur (voir section 7).</w:t>
       </w:r>
     </w:p>
     <w:p>
@@ -834,7 +834,7 @@
         <w:t xml:space="preserve">Désactiver (forfait) — </w:t>
       </w:r>
       <w:r>
-        <w:t>retire un joueur SANS lui attribuer de place au classement — pour une inscription annulée ou un forfait, à distinguer d'une élimination normale.</w:t>
+        <w:t>retire un joueur SANS lui attribuer de rang — pour une inscription annulée ou un forfait, à distinguer d'une élimination normale.</w:t>
       </w:r>
     </w:p>
     <w:p>
@@ -875,6 +875,100 @@
           <w:color w:val="8A1F1F"/>
         </w:rPr>
         <w:t>⚠ Une élimination groupée (plusieurs joueurs cochés à la fois) n'ouvre pas la fenêtre d'attribution de prime : éliminez les joueurs un par un si vous voulez enregistrer qui empoche chaque prime.</w:t>
+      </w:r>
+    </w:p>
+    <w:p>
+      <w:pPr>
+        <w:pStyle w:val="Heading2"/>
+      </w:pPr>
+      <w:r>
+        <w:t>Colonne Rang</w:t>
+      </w:r>
+    </w:p>
+    <w:p>
+      <w:r>
+        <w:rPr>
+          <w:i w:val="0"/>
+        </w:rPr>
+        <w:t>Le rang final d'un joueur se calcule à partir du nombre de joueurs encore actifs au moment de son élimination (1er éliminé sur un champ de 100 joueurs → rang 100, 2e éliminé → rang 99, etc.). Le vainqueur affiche le rang 1 une fois le tournoi terminé (un seul joueur encore actif) ; tant que plusieurs joueurs sont encore en jeu, aucun rang n'est affiché (indéterminé).</w:t>
+      </w:r>
+    </w:p>
+    <w:p>
+      <w:r>
+        <w:rPr>
+          <w:i w:val="0"/>
+        </w:rPr>
+        <w:t>Cliquer sur l'en-tête « Rang » trie le tableau du meilleur au moins bon classement ; re-cliquer inverse l'ordre — comme les colonnes Nom, Statut et Table.</w:t>
+      </w:r>
+    </w:p>
+    <w:p>
+      <w:pPr>
+        <w:pStyle w:val="Heading2"/>
+      </w:pPr>
+      <w:r>
+        <w:t>Colonnes du tableau</w:t>
+      </w:r>
+    </w:p>
+    <w:p>
+      <w:r>
+        <w:rPr>
+          <w:i w:val="0"/>
+        </w:rPr>
+        <w:t>Si vous réduisez une colonne à sa largeur minimale à la souris (il ne reste plus qu'une lettre), elle disparaît automatiquement du tableau au relâchement du clic, pour ne pas laisser un filet inutile à l'écran. Les colonnes « Nom » et la case à cocher restent toujours affichées.</w:t>
+      </w:r>
+    </w:p>
+    <w:p>
+      <w:pPr>
+        <w:pStyle w:val="ListBullet"/>
+      </w:pPr>
+      <w:r>
+        <w:rPr>
+          <w:b/>
+        </w:rPr>
+        <w:t xml:space="preserve">Colonnes... — </w:t>
+      </w:r>
+      <w:r>
+        <w:t>(à côté de « Tout décocher ») rouvre une fenêtre à cocher/décocher pour réafficher une colonne masquée — seul moyen de la récupérer, puisqu'elle n'a alors plus de bordure à ressaisir.</w:t>
+      </w:r>
+    </w:p>
+    <w:p>
+      <w:pPr>
+        <w:ind w:left="340"/>
+      </w:pPr>
+      <w:r>
+        <w:rPr>
+          <w:i/>
+          <w:color w:val="666666"/>
+        </w:rPr>
+        <w:t>💡 Les colonnes masquées sont mémorisées d'un lancement de l'application à l'autre : inutile de tout remasquer à chaque fois.</w:t>
+      </w:r>
+    </w:p>
+    <w:p>
+      <w:pPr>
+        <w:pStyle w:val="Heading2"/>
+      </w:pPr>
+      <w:r>
+        <w:t>Exporter le tableau Joueurs</w:t>
+      </w:r>
+    </w:p>
+    <w:p>
+      <w:r>
+        <w:rPr>
+          <w:i w:val="0"/>
+        </w:rPr>
+        <w:t>Le bouton « Exporter les joueurs (Excel/CSV)... » (à côté de « Tout décocher ») ouvre une fenêtre pour choisir le format (CSV ou Excel) et les colonnes à inclure parmi celles affichées dans l'onglet (Nom, Table, Siège, Chips, Buy-in, Rebuys, Add-ons, Prime, Statut, Rang). L'export reprend automatiquement le tri actuellement appliqué à l'écran (par ex. si vous avez trié par Rang, le fichier exporté suit le même ordre).</w:t>
+      </w:r>
+    </w:p>
+    <w:p>
+      <w:pPr>
+        <w:ind w:left="340"/>
+      </w:pPr>
+      <w:r>
+        <w:rPr>
+          <w:i/>
+          <w:color w:val="666666"/>
+        </w:rPr>
+        <w:t>💡 Le format et les colonnes cochées sont mémorisés d'un export à l'autre, et le fichier généré s'ouvre automatiquement dans l'application par défaut (Excel...) une fois l'export terminé — inutile d'aller le rechercher.</w:t>
       </w:r>
     </w:p>
     <w:p>
@@ -1256,7 +1350,7 @@
         <w:pStyle w:val="Heading2"/>
       </w:pPr>
       <w:r>
-        <w:t>Exporter les résultats</w:t>
+        <w:t>Exporter la grille de gains</w:t>
       </w:r>
     </w:p>
     <w:p>
@@ -1264,7 +1358,35 @@
         <w:rPr>
           <w:i w:val="0"/>
         </w:rPr>
-        <w:t>Le bouton « Exporter les résultats (Excel/CSV)... » (aussi disponible dans le menu Fichier) produit un tableau complet du tournoi en cours : place, nom, statut, gain, buy-ins/rebuys/add-ons, et prime gagnée si le bounty est utilisé.</w:t>
+        <w:t>Le bouton « Exporter la grille de gains (Excel/CSV)... » exporte exactement le tableau affiché dans cet onglet : Place, Pourcentage (%), Montant (€) — sans nom de joueur. Une fenêtre permet de choisir le format et les colonnes à inclure.</w:t>
+      </w:r>
+    </w:p>
+    <w:p>
+      <w:pPr>
+        <w:pStyle w:val="Heading2"/>
+      </w:pPr>
+      <w:r>
+        <w:t>Exporter les résultats (classement nominatif)</w:t>
+      </w:r>
+    </w:p>
+    <w:p>
+      <w:r>
+        <w:rPr>
+          <w:i w:val="0"/>
+        </w:rPr>
+        <w:t>Le bouton « Exporter les résultats (Excel/CSV)... » du menu Fichier (distinct de l'export ci-dessus) ouvre une fenêtre pour choisir le format et les colonnes d'un classement nominatif complet du tournoi : Rang, Nom, Statut, Gain, Buy-ins, Rebuys, Add-ons, et Prime gagnée si le bounty est utilisé.</w:t>
+      </w:r>
+    </w:p>
+    <w:p>
+      <w:pPr>
+        <w:ind w:left="340"/>
+      </w:pPr>
+      <w:r>
+        <w:rPr>
+          <w:i/>
+          <w:color w:val="666666"/>
+        </w:rPr>
+        <w:t>💡 Comme pour tous les exports du logiciel : le format et les colonnes cochées sont mémorisés d'une fois sur l'autre, et le fichier généré s'ouvre automatiquement une fois l'export terminé.</w:t>
       </w:r>
     </w:p>
     <w:p>
@@ -1627,7 +1749,7 @@
         <w:pStyle w:val="ListBullet"/>
       </w:pPr>
       <w:r>
-        <w:t>Classement des joueurs sur la période — cumulé sur tous les tournois trouvés : nombre de tournois joués, victoires, meilleure place, total investi, gains de classement, primes empochées et solde net (gains + primes − investi).</w:t>
+        <w:t>Classement des joueurs sur la période — cumulé sur tous les tournois trouvés : nombre de tournois joués, victoires, Meilleur Rang, total investi, gains de classement, primes empochées et solde net (gains + primes − investi).</w:t>
       </w:r>
     </w:p>
     <w:p>
@@ -1655,7 +1777,7 @@
         <w:rPr>
           <w:i w:val="0"/>
         </w:rPr>
-        <w:t>Le bouton « Exporter... » ouvre une boîte de dialogue pour :</w:t>
+        <w:t>Chacun des deux tableaux a son propre bouton « Exporter ce tableau... » (à côté de « Tout cocher »/« Tout décocher » de sa section) : il n'exporte que les colonnes cochées de CE tableau, dans un fichier séparé — pour ne jamais avoir d'ambiguïté sur ce qu'on est en train d'exporter.</w:t>
       </w:r>
     </w:p>
     <w:p>
@@ -1663,7 +1785,7 @@
         <w:pStyle w:val="ListBullet"/>
       </w:pPr>
       <w:r>
-        <w:t>choisir le format : CSV ou Excel (.xlsx) ;</w:t>
+        <w:t>le format (CSV ou Excel) se choisit une fois pour la fenêtre ;</w:t>
       </w:r>
     </w:p>
     <w:p>
@@ -1671,15 +1793,19 @@
         <w:pStyle w:val="ListBullet"/>
       </w:pPr>
       <w:r>
-        <w:t>choisir les colonnes à inclure, séparément pour la liste des tournois et pour le classement des joueurs (cases à cocher, toutes cochées par défaut ; boutons « Tout cocher »/« Tout décocher »).</w:t>
+        <w:t>les colonnes à inclure se cochent séparément pour chaque tableau (cases à cocher, toutes cochées par défaut ; boutons « Tout cocher »/« Tout décocher »).</w:t>
       </w:r>
     </w:p>
     <w:p>
+      <w:pPr>
+        <w:ind w:left="340"/>
+      </w:pPr>
       <w:r>
         <w:rPr>
-          <w:i w:val="0"/>
+          <w:i/>
+          <w:color w:val="666666"/>
         </w:rPr>
-        <w:t>L'export Excel produit un classeur à deux feuilles (« Tournois » et « Joueurs »). Comme pour l'export d'un tournoi unique, le paquet openpyxl est nécessaire pour l'Excel (le CSV ne nécessite rien de plus).</w:t>
+        <w:t>💡 Le format et les colonnes cochées de chaque tableau sont mémorisés d'un export à l'autre, et chaque fichier généré s'ouvre automatiquement à la fin de l'export. Comme pour l'export d'un tournoi unique, le paquet openpyxl est nécessaire pour l'Excel (le CSV ne nécessite rien de plus).</w:t>
       </w:r>
     </w:p>
     <w:p>
@@ -1799,7 +1925,7 @@
         <w:pStyle w:val="ListBullet"/>
       </w:pPr>
       <w:r>
-        <w:t>Le répertoire de joueurs, les préférences de réglages et les photos sont stockés indépendamment de chaque tournoi (dossier .poker_tournament du compte utilisateur) — ils survivent à la suppression d'un fichier .tournoi.</w:t>
+        <w:t>Le répertoire de joueurs, les préférences de réglages/export et les photos sont stockés indépendamment de chaque tournoi (dossier .poker_tournament du compte utilisateur) — ils survivent à la suppression d'un fichier .tournoi.</w:t>
       </w:r>
     </w:p>
     <w:p>
@@ -1880,6 +2006,22 @@
           <w:i w:val="0"/>
         </w:rPr>
         <w:t>Normal : c'est un script réservé à macOS. Utilisez la ligne de commande (python main.py), voir section 2.</w:t>
+      </w:r>
+    </w:p>
+    <w:p>
+      <w:pPr>
+        <w:pStyle w:val="Heading3"/>
+      </w:pPr>
+      <w:r>
+        <w:t>Une colonne de l'onglet Joueurs a disparu</w:t>
+      </w:r>
+    </w:p>
+    <w:p>
+      <w:r>
+        <w:rPr>
+          <w:i w:val="0"/>
+        </w:rPr>
+        <w:t>Elle a été réduite en dessous de sa largeur minimale à la souris, ce qui la masque automatiquement (voir section 4, « Colonnes du tableau »). Utilisez le bouton « Colonnes... » (à côté de « Tout décocher ») pour la réafficher.</w:t>
       </w:r>
     </w:p>
     <w:p>
@@ -2151,6 +2293,28 @@
           </w:p>
         </w:tc>
       </w:tr>
+      <w:tr>
+        <w:tc>
+          <w:tcPr>
+            <w:tcW w:type="dxa" w:w="3118"/>
+          </w:tcPr>
+          <w:p>
+            <w:r>
+              <w:t>export_prefs.py</w:t>
+            </w:r>
+          </w:p>
+        </w:tc>
+        <w:tc>
+          <w:tcPr>
+            <w:tcW w:type="dxa" w:w="6236"/>
+          </w:tcPr>
+          <w:p>
+            <w:r>
+              <w:t>Préférences d'export (colonnes, format) et colonnes masquées</w:t>
+            </w:r>
+          </w:p>
+        </w:tc>
+      </w:tr>
     </w:tbl>
     <w:p/>
     <w:p>
@@ -2162,7 +2326,7 @@
           <w:i/>
           <w:color w:val="666666"/>
         </w:rPr>
-        <w:t>💡 Ces 8 fichiers .py doivent rester ensemble dans le même dossier : ils s'importent entre eux.</w:t>
+        <w:t>💡 Ces 9 fichiers .py doivent rester ensemble dans le même dossier : ils s'importent entre eux.</w:t>
       </w:r>
     </w:p>
     <w:sectPr>
